--- a/books/late-bloom/manuscript-v8.docx
+++ b/books/late-bloom/manuscript-v8.docx
@@ -99,12 +99,6 @@
         <w:gridCol w:w="10080"/>
       </w:tblGrid>
       <w:tr>
-        <w:tblPrEx>
-          <w:tblCellMar>
-            <w:top w:w="0" w:type="dxa"/>
-            <w:bottom w:w="0" w:type="dxa"/>
-          </w:tblCellMar>
-        </w:tblPrEx>
         <w:trPr>
           <w:trHeight w:hRule="exact" w:val="6600"/>
         </w:trPr>
@@ -280,12 +274,6 @@
         <w:gridCol w:w="10080"/>
       </w:tblGrid>
       <w:tr>
-        <w:tblPrEx>
-          <w:tblCellMar>
-            <w:top w:w="0" w:type="dxa"/>
-            <w:bottom w:w="0" w:type="dxa"/>
-          </w:tblCellMar>
-        </w:tblPrEx>
         <w:trPr>
           <w:trHeight w:hRule="exact" w:val="6600"/>
         </w:trPr>
@@ -398,6 +386,12 @@
       <w:pPr>
         <w:spacing w:before="150" w:line="350" w:lineRule="auto"/>
         <w:jc w:val="center"/>
+        <w:rPr>
+          <w:rFonts w:ascii="바탕" w:eastAsia="바탕" w:hAnsi="바탕" w:cs="바탕"/>
+          <w:color w:val="1A1A1A"/>
+          <w:sz w:val="26"/>
+          <w:szCs w:val="26"/>
+        </w:rPr>
       </w:pPr>
       <w:r>
         <w:rPr>
@@ -410,6 +404,41 @@
       </w:r>
     </w:p>
     <w:p>
+      <w:pPr>
+        <w:spacing w:before="150" w:line="350" w:lineRule="auto"/>
+        <w:jc w:val="center"/>
+        <w:rPr>
+          <w:rFonts w:ascii="바탕" w:eastAsia="바탕" w:hAnsi="바탕" w:cs="바탕"/>
+          <w:color w:val="1A1A1A"/>
+          <w:sz w:val="26"/>
+          <w:szCs w:val="26"/>
+        </w:rPr>
+      </w:pPr>
+    </w:p>
+    <w:p>
+      <w:pPr>
+        <w:spacing w:before="150" w:line="350" w:lineRule="auto"/>
+        <w:jc w:val="center"/>
+      </w:pPr>
+      <w:r>
+        <w:rPr>
+          <w:rFonts w:ascii="바탕" w:eastAsia="바탕" w:hAnsi="바탕" w:cs="바탕" w:hint="eastAsia"/>
+          <w:color w:val="1A1A1A"/>
+          <w:sz w:val="26"/>
+          <w:szCs w:val="26"/>
+          <w:highlight w:val="yellow"/>
+        </w:rPr>
+        <w:t>나도 어디를 봐야 할지 모른다</w:t>
+      </w:r>
+      <w:r>
+        <w:rPr>
+          <w:rFonts w:ascii="바탕" w:eastAsia="바탕" w:hAnsi="바탕" w:cs="바탕" w:hint="eastAsia"/>
+          <w:color w:val="1A1A1A"/>
+          <w:sz w:val="26"/>
+          <w:szCs w:val="26"/>
+        </w:rPr>
+        <w:t>.</w:t>
+      </w:r>
       <w:r>
         <w:br w:type="page"/>
       </w:r>
@@ -435,12 +464,6 @@
         <w:gridCol w:w="10080"/>
       </w:tblGrid>
       <w:tr>
-        <w:tblPrEx>
-          <w:tblCellMar>
-            <w:top w:w="0" w:type="dxa"/>
-            <w:bottom w:w="0" w:type="dxa"/>
-          </w:tblCellMar>
-        </w:tblPrEx>
         <w:trPr>
           <w:trHeight w:hRule="exact" w:val="6600"/>
         </w:trPr>
@@ -569,8 +592,9 @@
           <w:color w:val="1A1A1A"/>
           <w:sz w:val="26"/>
           <w:szCs w:val="26"/>
-        </w:rPr>
-        <w:t>그 사람에게도 전화기가 하나 있었다.</w:t>
+          <w:highlight w:val="yellow"/>
+        </w:rPr>
+        <w:t>전화기가 하나 있었다.</w:t>
       </w:r>
     </w:p>
     <w:p>
@@ -642,12 +666,6 @@
         <w:gridCol w:w="10080"/>
       </w:tblGrid>
       <w:tr>
-        <w:tblPrEx>
-          <w:tblCellMar>
-            <w:top w:w="0" w:type="dxa"/>
-            <w:bottom w:w="0" w:type="dxa"/>
-          </w:tblCellMar>
-        </w:tblPrEx>
         <w:trPr>
           <w:trHeight w:hRule="exact" w:val="6600"/>
         </w:trPr>
@@ -816,12 +834,6 @@
         <w:gridCol w:w="10080"/>
       </w:tblGrid>
       <w:tr>
-        <w:tblPrEx>
-          <w:tblCellMar>
-            <w:top w:w="0" w:type="dxa"/>
-            <w:bottom w:w="0" w:type="dxa"/>
-          </w:tblCellMar>
-        </w:tblPrEx>
         <w:trPr>
           <w:trHeight w:hRule="exact" w:val="6600"/>
         </w:trPr>
@@ -999,12 +1011,6 @@
         <w:gridCol w:w="10080"/>
       </w:tblGrid>
       <w:tr>
-        <w:tblPrEx>
-          <w:tblCellMar>
-            <w:top w:w="0" w:type="dxa"/>
-            <w:bottom w:w="0" w:type="dxa"/>
-          </w:tblCellMar>
-        </w:tblPrEx>
         <w:trPr>
           <w:trHeight w:hRule="exact" w:val="6600"/>
         </w:trPr>
@@ -1154,12 +1160,6 @@
         <w:gridCol w:w="10080"/>
       </w:tblGrid>
       <w:tr>
-        <w:tblPrEx>
-          <w:tblCellMar>
-            <w:top w:w="0" w:type="dxa"/>
-            <w:bottom w:w="0" w:type="dxa"/>
-          </w:tblCellMar>
-        </w:tblPrEx>
         <w:trPr>
           <w:trHeight w:hRule="exact" w:val="6600"/>
         </w:trPr>
@@ -1343,12 +1343,6 @@
         <w:gridCol w:w="10080"/>
       </w:tblGrid>
       <w:tr>
-        <w:tblPrEx>
-          <w:tblCellMar>
-            <w:top w:w="0" w:type="dxa"/>
-            <w:bottom w:w="0" w:type="dxa"/>
-          </w:tblCellMar>
-        </w:tblPrEx>
         <w:trPr>
           <w:trHeight w:hRule="exact" w:val="6600"/>
         </w:trPr>
@@ -1513,12 +1507,6 @@
         <w:gridCol w:w="10080"/>
       </w:tblGrid>
       <w:tr>
-        <w:tblPrEx>
-          <w:tblCellMar>
-            <w:top w:w="0" w:type="dxa"/>
-            <w:bottom w:w="0" w:type="dxa"/>
-          </w:tblCellMar>
-        </w:tblPrEx>
         <w:trPr>
           <w:trHeight w:hRule="exact" w:val="6600"/>
         </w:trPr>
@@ -1668,12 +1656,6 @@
         <w:gridCol w:w="10080"/>
       </w:tblGrid>
       <w:tr>
-        <w:tblPrEx>
-          <w:tblCellMar>
-            <w:top w:w="0" w:type="dxa"/>
-            <w:bottom w:w="0" w:type="dxa"/>
-          </w:tblCellMar>
-        </w:tblPrEx>
         <w:trPr>
           <w:trHeight w:hRule="exact" w:val="6600"/>
         </w:trPr>
@@ -1862,12 +1844,6 @@
         <w:gridCol w:w="10080"/>
       </w:tblGrid>
       <w:tr>
-        <w:tblPrEx>
-          <w:tblCellMar>
-            <w:top w:w="0" w:type="dxa"/>
-            <w:bottom w:w="0" w:type="dxa"/>
-          </w:tblCellMar>
-        </w:tblPrEx>
         <w:trPr>
           <w:trHeight w:hRule="exact" w:val="6600"/>
         </w:trPr>
@@ -2017,12 +1993,6 @@
         <w:gridCol w:w="10080"/>
       </w:tblGrid>
       <w:tr>
-        <w:tblPrEx>
-          <w:tblCellMar>
-            <w:top w:w="0" w:type="dxa"/>
-            <w:bottom w:w="0" w:type="dxa"/>
-          </w:tblCellMar>
-        </w:tblPrEx>
         <w:trPr>
           <w:trHeight w:hRule="exact" w:val="6600"/>
         </w:trPr>
@@ -2187,12 +2157,6 @@
         <w:gridCol w:w="10080"/>
       </w:tblGrid>
       <w:tr>
-        <w:tblPrEx>
-          <w:tblCellMar>
-            <w:top w:w="0" w:type="dxa"/>
-            <w:bottom w:w="0" w:type="dxa"/>
-          </w:tblCellMar>
-        </w:tblPrEx>
         <w:trPr>
           <w:trHeight w:hRule="exact" w:val="6600"/>
         </w:trPr>
@@ -2357,12 +2321,6 @@
         <w:gridCol w:w="10080"/>
       </w:tblGrid>
       <w:tr>
-        <w:tblPrEx>
-          <w:tblCellMar>
-            <w:top w:w="0" w:type="dxa"/>
-            <w:bottom w:w="0" w:type="dxa"/>
-          </w:tblCellMar>
-        </w:tblPrEx>
         <w:trPr>
           <w:trHeight w:hRule="exact" w:val="6600"/>
         </w:trPr>
@@ -2540,12 +2498,6 @@
         <w:gridCol w:w="10080"/>
       </w:tblGrid>
       <w:tr>
-        <w:tblPrEx>
-          <w:tblCellMar>
-            <w:top w:w="0" w:type="dxa"/>
-            <w:bottom w:w="0" w:type="dxa"/>
-          </w:tblCellMar>
-        </w:tblPrEx>
         <w:trPr>
           <w:trHeight w:hRule="exact" w:val="6600"/>
         </w:trPr>
@@ -2710,12 +2662,6 @@
         <w:gridCol w:w="10080"/>
       </w:tblGrid>
       <w:tr>
-        <w:tblPrEx>
-          <w:tblCellMar>
-            <w:top w:w="0" w:type="dxa"/>
-            <w:bottom w:w="0" w:type="dxa"/>
-          </w:tblCellMar>
-        </w:tblPrEx>
         <w:trPr>
           <w:trHeight w:hRule="exact" w:val="6600"/>
         </w:trPr>
@@ -2865,12 +2811,6 @@
         <w:gridCol w:w="10080"/>
       </w:tblGrid>
       <w:tr>
-        <w:tblPrEx>
-          <w:tblCellMar>
-            <w:top w:w="0" w:type="dxa"/>
-            <w:bottom w:w="0" w:type="dxa"/>
-          </w:tblCellMar>
-        </w:tblPrEx>
         <w:trPr>
           <w:trHeight w:hRule="exact" w:val="6600"/>
         </w:trPr>
@@ -3020,12 +2960,6 @@
         <w:gridCol w:w="10080"/>
       </w:tblGrid>
       <w:tr>
-        <w:tblPrEx>
-          <w:tblCellMar>
-            <w:top w:w="0" w:type="dxa"/>
-            <w:bottom w:w="0" w:type="dxa"/>
-          </w:tblCellMar>
-        </w:tblPrEx>
         <w:trPr>
           <w:trHeight w:hRule="exact" w:val="6600"/>
         </w:trPr>
@@ -3190,12 +3124,6 @@
         <w:gridCol w:w="10080"/>
       </w:tblGrid>
       <w:tr>
-        <w:tblPrEx>
-          <w:tblCellMar>
-            <w:top w:w="0" w:type="dxa"/>
-            <w:bottom w:w="0" w:type="dxa"/>
-          </w:tblCellMar>
-        </w:tblPrEx>
         <w:trPr>
           <w:trHeight w:hRule="exact" w:val="6600"/>
         </w:trPr>
@@ -3372,12 +3300,6 @@
         <w:gridCol w:w="10080"/>
       </w:tblGrid>
       <w:tr>
-        <w:tblPrEx>
-          <w:tblCellMar>
-            <w:top w:w="0" w:type="dxa"/>
-            <w:bottom w:w="0" w:type="dxa"/>
-          </w:tblCellMar>
-        </w:tblPrEx>
         <w:trPr>
           <w:trHeight w:hRule="exact" w:val="6600"/>
         </w:trPr>
@@ -3542,12 +3464,6 @@
         <w:gridCol w:w="10080"/>
       </w:tblGrid>
       <w:tr>
-        <w:tblPrEx>
-          <w:tblCellMar>
-            <w:top w:w="0" w:type="dxa"/>
-            <w:bottom w:w="0" w:type="dxa"/>
-          </w:tblCellMar>
-        </w:tblPrEx>
         <w:trPr>
           <w:trHeight w:hRule="exact" w:val="6600"/>
         </w:trPr>
@@ -3736,12 +3652,6 @@
         <w:gridCol w:w="10080"/>
       </w:tblGrid>
       <w:tr>
-        <w:tblPrEx>
-          <w:tblCellMar>
-            <w:top w:w="0" w:type="dxa"/>
-            <w:bottom w:w="0" w:type="dxa"/>
-          </w:tblCellMar>
-        </w:tblPrEx>
         <w:trPr>
           <w:trHeight w:hRule="exact" w:val="6600"/>
         </w:trPr>
@@ -3896,12 +3806,6 @@
         <w:gridCol w:w="10080"/>
       </w:tblGrid>
       <w:tr>
-        <w:tblPrEx>
-          <w:tblCellMar>
-            <w:top w:w="0" w:type="dxa"/>
-            <w:bottom w:w="0" w:type="dxa"/>
-          </w:tblCellMar>
-        </w:tblPrEx>
         <w:trPr>
           <w:trHeight w:hRule="exact" w:val="5602"/>
         </w:trPr>
@@ -4121,12 +4025,6 @@
         <w:gridCol w:w="10080"/>
       </w:tblGrid>
       <w:tr>
-        <w:tblPrEx>
-          <w:tblCellMar>
-            <w:top w:w="0" w:type="dxa"/>
-            <w:bottom w:w="0" w:type="dxa"/>
-          </w:tblCellMar>
-        </w:tblPrEx>
         <w:trPr>
           <w:trHeight w:hRule="exact" w:val="6600"/>
         </w:trPr>
@@ -4312,12 +4210,6 @@
         <w:gridCol w:w="10080"/>
       </w:tblGrid>
       <w:tr>
-        <w:tblPrEx>
-          <w:tblCellMar>
-            <w:top w:w="0" w:type="dxa"/>
-            <w:bottom w:w="0" w:type="dxa"/>
-          </w:tblCellMar>
-        </w:tblPrEx>
         <w:trPr>
           <w:trHeight w:hRule="exact" w:val="6600"/>
         </w:trPr>
@@ -4482,12 +4374,6 @@
         <w:gridCol w:w="10080"/>
       </w:tblGrid>
       <w:tr>
-        <w:tblPrEx>
-          <w:tblCellMar>
-            <w:top w:w="0" w:type="dxa"/>
-            <w:bottom w:w="0" w:type="dxa"/>
-          </w:tblCellMar>
-        </w:tblPrEx>
         <w:trPr>
           <w:trHeight w:hRule="exact" w:val="6600"/>
         </w:trPr>
@@ -4663,12 +4549,6 @@
         <w:gridCol w:w="10080"/>
       </w:tblGrid>
       <w:tr>
-        <w:tblPrEx>
-          <w:tblCellMar>
-            <w:top w:w="0" w:type="dxa"/>
-            <w:bottom w:w="0" w:type="dxa"/>
-          </w:tblCellMar>
-        </w:tblPrEx>
         <w:trPr>
           <w:trHeight w:hRule="exact" w:val="6600"/>
         </w:trPr>
@@ -4833,12 +4713,6 @@
         <w:gridCol w:w="10080"/>
       </w:tblGrid>
       <w:tr>
-        <w:tblPrEx>
-          <w:tblCellMar>
-            <w:top w:w="0" w:type="dxa"/>
-            <w:bottom w:w="0" w:type="dxa"/>
-          </w:tblCellMar>
-        </w:tblPrEx>
         <w:trPr>
           <w:trHeight w:hRule="exact" w:val="6600"/>
         </w:trPr>
@@ -5021,12 +4895,6 @@
         <w:gridCol w:w="10080"/>
       </w:tblGrid>
       <w:tr>
-        <w:tblPrEx>
-          <w:tblCellMar>
-            <w:top w:w="0" w:type="dxa"/>
-            <w:bottom w:w="0" w:type="dxa"/>
-          </w:tblCellMar>
-        </w:tblPrEx>
         <w:trPr>
           <w:trHeight w:hRule="exact" w:val="6600"/>
         </w:trPr>
@@ -5176,12 +5044,6 @@
         <w:gridCol w:w="10080"/>
       </w:tblGrid>
       <w:tr>
-        <w:tblPrEx>
-          <w:tblCellMar>
-            <w:top w:w="0" w:type="dxa"/>
-            <w:bottom w:w="0" w:type="dxa"/>
-          </w:tblCellMar>
-        </w:tblPrEx>
         <w:trPr>
           <w:trHeight w:hRule="exact" w:val="6169"/>
         </w:trPr>
@@ -5380,12 +5242,6 @@
         <w:gridCol w:w="10080"/>
       </w:tblGrid>
       <w:tr>
-        <w:tblPrEx>
-          <w:tblCellMar>
-            <w:top w:w="0" w:type="dxa"/>
-            <w:bottom w:w="0" w:type="dxa"/>
-          </w:tblCellMar>
-        </w:tblPrEx>
         <w:trPr>
           <w:trHeight w:hRule="exact" w:val="6600"/>
         </w:trPr>
@@ -5550,12 +5406,6 @@
         <w:gridCol w:w="10080"/>
       </w:tblGrid>
       <w:tr>
-        <w:tblPrEx>
-          <w:tblCellMar>
-            <w:top w:w="0" w:type="dxa"/>
-            <w:bottom w:w="0" w:type="dxa"/>
-          </w:tblCellMar>
-        </w:tblPrEx>
         <w:trPr>
           <w:trHeight w:hRule="exact" w:val="6600"/>
         </w:trPr>
@@ -5732,12 +5582,6 @@
         <w:gridCol w:w="10080"/>
       </w:tblGrid>
       <w:tr>
-        <w:tblPrEx>
-          <w:tblCellMar>
-            <w:top w:w="0" w:type="dxa"/>
-            <w:bottom w:w="0" w:type="dxa"/>
-          </w:tblCellMar>
-        </w:tblPrEx>
         <w:trPr>
           <w:trHeight w:hRule="exact" w:val="6600"/>
         </w:trPr>
@@ -5887,12 +5731,6 @@
         <w:gridCol w:w="10080"/>
       </w:tblGrid>
       <w:tr>
-        <w:tblPrEx>
-          <w:tblCellMar>
-            <w:top w:w="0" w:type="dxa"/>
-            <w:bottom w:w="0" w:type="dxa"/>
-          </w:tblCellMar>
-        </w:tblPrEx>
         <w:trPr>
           <w:trHeight w:hRule="exact" w:val="6600"/>
         </w:trPr>
@@ -6042,12 +5880,6 @@
         <w:gridCol w:w="10080"/>
       </w:tblGrid>
       <w:tr>
-        <w:tblPrEx>
-          <w:tblCellMar>
-            <w:top w:w="0" w:type="dxa"/>
-            <w:bottom w:w="0" w:type="dxa"/>
-          </w:tblCellMar>
-        </w:tblPrEx>
         <w:trPr>
           <w:trHeight w:hRule="exact" w:val="6600"/>
         </w:trPr>
@@ -6236,12 +6068,6 @@
         <w:gridCol w:w="10080"/>
       </w:tblGrid>
       <w:tr>
-        <w:tblPrEx>
-          <w:tblCellMar>
-            <w:top w:w="0" w:type="dxa"/>
-            <w:bottom w:w="0" w:type="dxa"/>
-          </w:tblCellMar>
-        </w:tblPrEx>
         <w:trPr>
           <w:trHeight w:hRule="exact" w:val="6600"/>
         </w:trPr>
@@ -6439,12 +6265,6 @@
         <w:gridCol w:w="10080"/>
       </w:tblGrid>
       <w:tr>
-        <w:tblPrEx>
-          <w:tblCellMar>
-            <w:top w:w="0" w:type="dxa"/>
-            <w:bottom w:w="0" w:type="dxa"/>
-          </w:tblCellMar>
-        </w:tblPrEx>
         <w:trPr>
           <w:trHeight w:hRule="exact" w:val="6600"/>
         </w:trPr>
@@ -6609,12 +6429,6 @@
         <w:gridCol w:w="10080"/>
       </w:tblGrid>
       <w:tr>
-        <w:tblPrEx>
-          <w:tblCellMar>
-            <w:top w:w="0" w:type="dxa"/>
-            <w:bottom w:w="0" w:type="dxa"/>
-          </w:tblCellMar>
-        </w:tblPrEx>
         <w:trPr>
           <w:trHeight w:hRule="exact" w:val="6600"/>
         </w:trPr>
@@ -6817,12 +6631,6 @@
         <w:gridCol w:w="10080"/>
       </w:tblGrid>
       <w:tr>
-        <w:tblPrEx>
-          <w:tblCellMar>
-            <w:top w:w="0" w:type="dxa"/>
-            <w:bottom w:w="0" w:type="dxa"/>
-          </w:tblCellMar>
-        </w:tblPrEx>
         <w:trPr>
           <w:trHeight w:hRule="exact" w:val="5177"/>
         </w:trPr>
@@ -7036,12 +6844,6 @@
         <w:gridCol w:w="10080"/>
       </w:tblGrid>
       <w:tr>
-        <w:tblPrEx>
-          <w:tblCellMar>
-            <w:top w:w="0" w:type="dxa"/>
-            <w:bottom w:w="0" w:type="dxa"/>
-          </w:tblCellMar>
-        </w:tblPrEx>
         <w:trPr>
           <w:trHeight w:hRule="exact" w:val="6600"/>
         </w:trPr>
@@ -7239,12 +7041,6 @@
         <w:gridCol w:w="10080"/>
       </w:tblGrid>
       <w:tr>
-        <w:tblPrEx>
-          <w:tblCellMar>
-            <w:top w:w="0" w:type="dxa"/>
-            <w:bottom w:w="0" w:type="dxa"/>
-          </w:tblCellMar>
-        </w:tblPrEx>
         <w:trPr>
           <w:trHeight w:hRule="exact" w:val="6600"/>
         </w:trPr>
@@ -7426,12 +7222,6 @@
         <w:gridCol w:w="10080"/>
       </w:tblGrid>
       <w:tr>
-        <w:tblPrEx>
-          <w:tblCellMar>
-            <w:top w:w="0" w:type="dxa"/>
-            <w:bottom w:w="0" w:type="dxa"/>
-          </w:tblCellMar>
-        </w:tblPrEx>
         <w:trPr>
           <w:trHeight w:hRule="exact" w:val="5886"/>
         </w:trPr>
@@ -7653,12 +7443,6 @@
         <w:gridCol w:w="10080"/>
       </w:tblGrid>
       <w:tr>
-        <w:tblPrEx>
-          <w:tblCellMar>
-            <w:top w:w="0" w:type="dxa"/>
-            <w:bottom w:w="0" w:type="dxa"/>
-          </w:tblCellMar>
-        </w:tblPrEx>
         <w:trPr>
           <w:trHeight w:hRule="exact" w:val="6600"/>
         </w:trPr>
@@ -7823,12 +7607,6 @@
         <w:gridCol w:w="10080"/>
       </w:tblGrid>
       <w:tr>
-        <w:tblPrEx>
-          <w:tblCellMar>
-            <w:top w:w="0" w:type="dxa"/>
-            <w:bottom w:w="0" w:type="dxa"/>
-          </w:tblCellMar>
-        </w:tblPrEx>
         <w:trPr>
           <w:trHeight w:hRule="exact" w:val="6600"/>
         </w:trPr>
@@ -7978,12 +7756,6 @@
         <w:gridCol w:w="10080"/>
       </w:tblGrid>
       <w:tr>
-        <w:tblPrEx>
-          <w:tblCellMar>
-            <w:top w:w="0" w:type="dxa"/>
-            <w:bottom w:w="0" w:type="dxa"/>
-          </w:tblCellMar>
-        </w:tblPrEx>
         <w:trPr>
           <w:trHeight w:hRule="exact" w:val="6600"/>
         </w:trPr>
@@ -8161,12 +7933,6 @@
         <w:gridCol w:w="10080"/>
       </w:tblGrid>
       <w:tr>
-        <w:tblPrEx>
-          <w:tblCellMar>
-            <w:top w:w="0" w:type="dxa"/>
-            <w:bottom w:w="0" w:type="dxa"/>
-          </w:tblCellMar>
-        </w:tblPrEx>
         <w:trPr>
           <w:trHeight w:hRule="exact" w:val="6600"/>
         </w:trPr>
@@ -8331,12 +8097,6 @@
         <w:gridCol w:w="10080"/>
       </w:tblGrid>
       <w:tr>
-        <w:tblPrEx>
-          <w:tblCellMar>
-            <w:top w:w="0" w:type="dxa"/>
-            <w:bottom w:w="0" w:type="dxa"/>
-          </w:tblCellMar>
-        </w:tblPrEx>
         <w:trPr>
           <w:trHeight w:hRule="exact" w:val="6600"/>
         </w:trPr>
@@ -8501,12 +8261,6 @@
         <w:gridCol w:w="10080"/>
       </w:tblGrid>
       <w:tr>
-        <w:tblPrEx>
-          <w:tblCellMar>
-            <w:top w:w="0" w:type="dxa"/>
-            <w:bottom w:w="0" w:type="dxa"/>
-          </w:tblCellMar>
-        </w:tblPrEx>
         <w:trPr>
           <w:trHeight w:hRule="exact" w:val="6600"/>
         </w:trPr>
@@ -8707,12 +8461,6 @@
         <w:gridCol w:w="10080"/>
       </w:tblGrid>
       <w:tr>
-        <w:tblPrEx>
-          <w:tblCellMar>
-            <w:top w:w="0" w:type="dxa"/>
-            <w:bottom w:w="0" w:type="dxa"/>
-          </w:tblCellMar>
-        </w:tblPrEx>
         <w:trPr>
           <w:trHeight w:hRule="exact" w:val="6600"/>
         </w:trPr>
@@ -8877,12 +8625,6 @@
         <w:gridCol w:w="10080"/>
       </w:tblGrid>
       <w:tr>
-        <w:tblPrEx>
-          <w:tblCellMar>
-            <w:top w:w="0" w:type="dxa"/>
-            <w:bottom w:w="0" w:type="dxa"/>
-          </w:tblCellMar>
-        </w:tblPrEx>
         <w:trPr>
           <w:trHeight w:hRule="exact" w:val="6600"/>
         </w:trPr>
@@ -9060,12 +8802,6 @@
         <w:gridCol w:w="10080"/>
       </w:tblGrid>
       <w:tr>
-        <w:tblPrEx>
-          <w:tblCellMar>
-            <w:top w:w="0" w:type="dxa"/>
-            <w:bottom w:w="0" w:type="dxa"/>
-          </w:tblCellMar>
-        </w:tblPrEx>
         <w:trPr>
           <w:trHeight w:hRule="exact" w:val="6600"/>
         </w:trPr>
@@ -9289,12 +9025,6 @@
         <w:gridCol w:w="10080"/>
       </w:tblGrid>
       <w:tr>
-        <w:tblPrEx>
-          <w:tblCellMar>
-            <w:top w:w="0" w:type="dxa"/>
-            <w:bottom w:w="0" w:type="dxa"/>
-          </w:tblCellMar>
-        </w:tblPrEx>
         <w:trPr>
           <w:trHeight w:hRule="exact" w:val="5602"/>
         </w:trPr>
@@ -9506,12 +9236,6 @@
         <w:gridCol w:w="10080"/>
       </w:tblGrid>
       <w:tr>
-        <w:tblPrEx>
-          <w:tblCellMar>
-            <w:top w:w="0" w:type="dxa"/>
-            <w:bottom w:w="0" w:type="dxa"/>
-          </w:tblCellMar>
-        </w:tblPrEx>
         <w:trPr>
           <w:trHeight w:hRule="exact" w:val="6600"/>
         </w:trPr>
@@ -9681,12 +9405,6 @@
         <w:gridCol w:w="10080"/>
       </w:tblGrid>
       <w:tr>
-        <w:tblPrEx>
-          <w:tblCellMar>
-            <w:top w:w="0" w:type="dxa"/>
-            <w:bottom w:w="0" w:type="dxa"/>
-          </w:tblCellMar>
-        </w:tblPrEx>
         <w:trPr>
           <w:trHeight w:hRule="exact" w:val="6600"/>
         </w:trPr>
@@ -9851,12 +9569,6 @@
         <w:gridCol w:w="10080"/>
       </w:tblGrid>
       <w:tr>
-        <w:tblPrEx>
-          <w:tblCellMar>
-            <w:top w:w="0" w:type="dxa"/>
-            <w:bottom w:w="0" w:type="dxa"/>
-          </w:tblCellMar>
-        </w:tblPrEx>
         <w:trPr>
           <w:trHeight w:hRule="exact" w:val="6600"/>
         </w:trPr>
@@ -10040,12 +9752,6 @@
         <w:gridCol w:w="10080"/>
       </w:tblGrid>
       <w:tr>
-        <w:tblPrEx>
-          <w:tblCellMar>
-            <w:top w:w="0" w:type="dxa"/>
-            <w:bottom w:w="0" w:type="dxa"/>
-          </w:tblCellMar>
-        </w:tblPrEx>
         <w:trPr>
           <w:trHeight w:hRule="exact" w:val="6169"/>
         </w:trPr>
@@ -10278,12 +9984,6 @@
         <w:gridCol w:w="10080"/>
       </w:tblGrid>
       <w:tr>
-        <w:tblPrEx>
-          <w:tblCellMar>
-            <w:top w:w="0" w:type="dxa"/>
-            <w:bottom w:w="0" w:type="dxa"/>
-          </w:tblCellMar>
-        </w:tblPrEx>
         <w:trPr>
           <w:trHeight w:hRule="exact" w:val="6600"/>
         </w:trPr>
@@ -10433,12 +10133,6 @@
         <w:gridCol w:w="10080"/>
       </w:tblGrid>
       <w:tr>
-        <w:tblPrEx>
-          <w:tblCellMar>
-            <w:top w:w="0" w:type="dxa"/>
-            <w:bottom w:w="0" w:type="dxa"/>
-          </w:tblCellMar>
-        </w:tblPrEx>
         <w:trPr>
           <w:trHeight w:hRule="exact" w:val="6600"/>
         </w:trPr>
@@ -10603,12 +10297,6 @@
         <w:gridCol w:w="10080"/>
       </w:tblGrid>
       <w:tr>
-        <w:tblPrEx>
-          <w:tblCellMar>
-            <w:top w:w="0" w:type="dxa"/>
-            <w:bottom w:w="0" w:type="dxa"/>
-          </w:tblCellMar>
-        </w:tblPrEx>
         <w:trPr>
           <w:trHeight w:hRule="exact" w:val="6600"/>
         </w:trPr>
@@ -10840,12 +10528,6 @@
         <w:gridCol w:w="10080"/>
       </w:tblGrid>
       <w:tr>
-        <w:tblPrEx>
-          <w:tblCellMar>
-            <w:top w:w="0" w:type="dxa"/>
-            <w:bottom w:w="0" w:type="dxa"/>
-          </w:tblCellMar>
-        </w:tblPrEx>
         <w:trPr>
           <w:trHeight w:hRule="exact" w:val="6600"/>
         </w:trPr>
@@ -11010,12 +10692,6 @@
         <w:gridCol w:w="10080"/>
       </w:tblGrid>
       <w:tr>
-        <w:tblPrEx>
-          <w:tblCellMar>
-            <w:top w:w="0" w:type="dxa"/>
-            <w:bottom w:w="0" w:type="dxa"/>
-          </w:tblCellMar>
-        </w:tblPrEx>
         <w:trPr>
           <w:trHeight w:hRule="exact" w:val="6600"/>
         </w:trPr>
@@ -11193,12 +10869,6 @@
         <w:gridCol w:w="10080"/>
       </w:tblGrid>
       <w:tr>
-        <w:tblPrEx>
-          <w:tblCellMar>
-            <w:top w:w="0" w:type="dxa"/>
-            <w:bottom w:w="0" w:type="dxa"/>
-          </w:tblCellMar>
-        </w:tblPrEx>
         <w:trPr>
           <w:trHeight w:hRule="exact" w:val="6600"/>
         </w:trPr>
@@ -11376,12 +11046,6 @@
         <w:gridCol w:w="10080"/>
       </w:tblGrid>
       <w:tr>
-        <w:tblPrEx>
-          <w:tblCellMar>
-            <w:top w:w="0" w:type="dxa"/>
-            <w:bottom w:w="0" w:type="dxa"/>
-          </w:tblCellMar>
-        </w:tblPrEx>
         <w:trPr>
           <w:trHeight w:hRule="exact" w:val="6600"/>
         </w:trPr>
@@ -11610,12 +11274,6 @@
         <w:gridCol w:w="10080"/>
       </w:tblGrid>
       <w:tr>
-        <w:tblPrEx>
-          <w:tblCellMar>
-            <w:top w:w="0" w:type="dxa"/>
-            <w:bottom w:w="0" w:type="dxa"/>
-          </w:tblCellMar>
-        </w:tblPrEx>
         <w:trPr>
           <w:trHeight w:hRule="exact" w:val="6600"/>
         </w:trPr>
@@ -11780,12 +11438,6 @@
         <w:gridCol w:w="10080"/>
       </w:tblGrid>
       <w:tr>
-        <w:tblPrEx>
-          <w:tblCellMar>
-            <w:top w:w="0" w:type="dxa"/>
-            <w:bottom w:w="0" w:type="dxa"/>
-          </w:tblCellMar>
-        </w:tblPrEx>
         <w:trPr>
           <w:trHeight w:hRule="exact" w:val="6600"/>
         </w:trPr>
@@ -11974,12 +11626,6 @@
         <w:gridCol w:w="10080"/>
       </w:tblGrid>
       <w:tr>
-        <w:tblPrEx>
-          <w:tblCellMar>
-            <w:top w:w="0" w:type="dxa"/>
-            <w:bottom w:w="0" w:type="dxa"/>
-          </w:tblCellMar>
-        </w:tblPrEx>
         <w:trPr>
           <w:trHeight w:hRule="exact" w:val="6600"/>
         </w:trPr>
@@ -12153,12 +11799,6 @@
         <w:gridCol w:w="10080"/>
       </w:tblGrid>
       <w:tr>
-        <w:tblPrEx>
-          <w:tblCellMar>
-            <w:top w:w="0" w:type="dxa"/>
-            <w:bottom w:w="0" w:type="dxa"/>
-          </w:tblCellMar>
-        </w:tblPrEx>
         <w:trPr>
           <w:trHeight w:hRule="exact" w:val="6600"/>
         </w:trPr>
@@ -12336,12 +11976,6 @@
         <w:gridCol w:w="10080"/>
       </w:tblGrid>
       <w:tr>
-        <w:tblPrEx>
-          <w:tblCellMar>
-            <w:top w:w="0" w:type="dxa"/>
-            <w:bottom w:w="0" w:type="dxa"/>
-          </w:tblCellMar>
-        </w:tblPrEx>
         <w:trPr>
           <w:trHeight w:hRule="exact" w:val="6600"/>
         </w:trPr>
@@ -12491,12 +12125,6 @@
         <w:gridCol w:w="10080"/>
       </w:tblGrid>
       <w:tr>
-        <w:tblPrEx>
-          <w:tblCellMar>
-            <w:top w:w="0" w:type="dxa"/>
-            <w:bottom w:w="0" w:type="dxa"/>
-          </w:tblCellMar>
-        </w:tblPrEx>
         <w:trPr>
           <w:trHeight w:hRule="exact" w:val="6600"/>
         </w:trPr>
@@ -12665,12 +12293,6 @@
         <w:gridCol w:w="10080"/>
       </w:tblGrid>
       <w:tr>
-        <w:tblPrEx>
-          <w:tblCellMar>
-            <w:top w:w="0" w:type="dxa"/>
-            <w:bottom w:w="0" w:type="dxa"/>
-          </w:tblCellMar>
-        </w:tblPrEx>
         <w:trPr>
           <w:trHeight w:hRule="exact" w:val="6600"/>
         </w:trPr>
@@ -12848,12 +12470,6 @@
         <w:gridCol w:w="10080"/>
       </w:tblGrid>
       <w:tr>
-        <w:tblPrEx>
-          <w:tblCellMar>
-            <w:top w:w="0" w:type="dxa"/>
-            <w:bottom w:w="0" w:type="dxa"/>
-          </w:tblCellMar>
-        </w:tblPrEx>
         <w:trPr>
           <w:trHeight w:hRule="exact" w:val="6600"/>
         </w:trPr>
@@ -13030,12 +12646,6 @@
         <w:gridCol w:w="10080"/>
       </w:tblGrid>
       <w:tr>
-        <w:tblPrEx>
-          <w:tblCellMar>
-            <w:top w:w="0" w:type="dxa"/>
-            <w:bottom w:w="0" w:type="dxa"/>
-          </w:tblCellMar>
-        </w:tblPrEx>
         <w:trPr>
           <w:trHeight w:hRule="exact" w:val="6600"/>
         </w:trPr>
@@ -13185,12 +12795,6 @@
         <w:gridCol w:w="10080"/>
       </w:tblGrid>
       <w:tr>
-        <w:tblPrEx>
-          <w:tblCellMar>
-            <w:top w:w="0" w:type="dxa"/>
-            <w:bottom w:w="0" w:type="dxa"/>
-          </w:tblCellMar>
-        </w:tblPrEx>
         <w:trPr>
           <w:trHeight w:hRule="exact" w:val="6600"/>
         </w:trPr>
@@ -13355,12 +12959,6 @@
         <w:gridCol w:w="10080"/>
       </w:tblGrid>
       <w:tr>
-        <w:tblPrEx>
-          <w:tblCellMar>
-            <w:top w:w="0" w:type="dxa"/>
-            <w:bottom w:w="0" w:type="dxa"/>
-          </w:tblCellMar>
-        </w:tblPrEx>
         <w:trPr>
           <w:trHeight w:hRule="exact" w:val="6600"/>
         </w:trPr>
@@ -13510,12 +13108,6 @@
         <w:gridCol w:w="10080"/>
       </w:tblGrid>
       <w:tr>
-        <w:tblPrEx>
-          <w:tblCellMar>
-            <w:top w:w="0" w:type="dxa"/>
-            <w:bottom w:w="0" w:type="dxa"/>
-          </w:tblCellMar>
-        </w:tblPrEx>
         <w:trPr>
           <w:trHeight w:hRule="exact" w:val="6169"/>
         </w:trPr>
@@ -13748,12 +13340,6 @@
         <w:gridCol w:w="10080"/>
       </w:tblGrid>
       <w:tr>
-        <w:tblPrEx>
-          <w:tblCellMar>
-            <w:top w:w="0" w:type="dxa"/>
-            <w:bottom w:w="0" w:type="dxa"/>
-          </w:tblCellMar>
-        </w:tblPrEx>
         <w:trPr>
           <w:trHeight w:hRule="exact" w:val="4893"/>
         </w:trPr>
@@ -13967,12 +13553,6 @@
         <w:gridCol w:w="10080"/>
       </w:tblGrid>
       <w:tr>
-        <w:tblPrEx>
-          <w:tblCellMar>
-            <w:top w:w="0" w:type="dxa"/>
-            <w:bottom w:w="0" w:type="dxa"/>
-          </w:tblCellMar>
-        </w:tblPrEx>
         <w:trPr>
           <w:trHeight w:hRule="exact" w:val="6600"/>
         </w:trPr>
@@ -14137,12 +13717,6 @@
         <w:gridCol w:w="10080"/>
       </w:tblGrid>
       <w:tr>
-        <w:tblPrEx>
-          <w:tblCellMar>
-            <w:top w:w="0" w:type="dxa"/>
-            <w:bottom w:w="0" w:type="dxa"/>
-          </w:tblCellMar>
-        </w:tblPrEx>
         <w:trPr>
           <w:trHeight w:hRule="exact" w:val="6600"/>
         </w:trPr>
@@ -14307,12 +13881,6 @@
         <w:gridCol w:w="10080"/>
       </w:tblGrid>
       <w:tr>
-        <w:tblPrEx>
-          <w:tblCellMar>
-            <w:top w:w="0" w:type="dxa"/>
-            <w:bottom w:w="0" w:type="dxa"/>
-          </w:tblCellMar>
-        </w:tblPrEx>
         <w:trPr>
           <w:trHeight w:hRule="exact" w:val="6600"/>
         </w:trPr>
@@ -14477,12 +14045,6 @@
         <w:gridCol w:w="10080"/>
       </w:tblGrid>
       <w:tr>
-        <w:tblPrEx>
-          <w:tblCellMar>
-            <w:top w:w="0" w:type="dxa"/>
-            <w:bottom w:w="0" w:type="dxa"/>
-          </w:tblCellMar>
-        </w:tblPrEx>
         <w:trPr>
           <w:trHeight w:hRule="exact" w:val="6600"/>
         </w:trPr>
@@ -14659,12 +14221,6 @@
         <w:gridCol w:w="10080"/>
       </w:tblGrid>
       <w:tr>
-        <w:tblPrEx>
-          <w:tblCellMar>
-            <w:top w:w="0" w:type="dxa"/>
-            <w:bottom w:w="0" w:type="dxa"/>
-          </w:tblCellMar>
-        </w:tblPrEx>
         <w:trPr>
           <w:trHeight w:hRule="exact" w:val="6600"/>
         </w:trPr>
@@ -14860,12 +14416,6 @@
         <w:gridCol w:w="10080"/>
       </w:tblGrid>
       <w:tr>
-        <w:tblPrEx>
-          <w:tblCellMar>
-            <w:top w:w="0" w:type="dxa"/>
-            <w:bottom w:w="0" w:type="dxa"/>
-          </w:tblCellMar>
-        </w:tblPrEx>
         <w:trPr>
           <w:trHeight w:hRule="exact" w:val="6600"/>
         </w:trPr>
@@ -15030,12 +14580,6 @@
         <w:gridCol w:w="10080"/>
       </w:tblGrid>
       <w:tr>
-        <w:tblPrEx>
-          <w:tblCellMar>
-            <w:top w:w="0" w:type="dxa"/>
-            <w:bottom w:w="0" w:type="dxa"/>
-          </w:tblCellMar>
-        </w:tblPrEx>
         <w:trPr>
           <w:trHeight w:hRule="exact" w:val="6600"/>
         </w:trPr>
@@ -15185,12 +14729,6 @@
         <w:gridCol w:w="10080"/>
       </w:tblGrid>
       <w:tr>
-        <w:tblPrEx>
-          <w:tblCellMar>
-            <w:top w:w="0" w:type="dxa"/>
-            <w:bottom w:w="0" w:type="dxa"/>
-          </w:tblCellMar>
-        </w:tblPrEx>
         <w:trPr>
           <w:trHeight w:hRule="exact" w:val="6600"/>
         </w:trPr>
@@ -15368,12 +14906,6 @@
         <w:gridCol w:w="10080"/>
       </w:tblGrid>
       <w:tr>
-        <w:tblPrEx>
-          <w:tblCellMar>
-            <w:top w:w="0" w:type="dxa"/>
-            <w:bottom w:w="0" w:type="dxa"/>
-          </w:tblCellMar>
-        </w:tblPrEx>
         <w:trPr>
           <w:trHeight w:hRule="exact" w:val="6600"/>
         </w:trPr>
@@ -15538,12 +15070,6 @@
         <w:gridCol w:w="10080"/>
       </w:tblGrid>
       <w:tr>
-        <w:tblPrEx>
-          <w:tblCellMar>
-            <w:top w:w="0" w:type="dxa"/>
-            <w:bottom w:w="0" w:type="dxa"/>
-          </w:tblCellMar>
-        </w:tblPrEx>
         <w:trPr>
           <w:trHeight w:hRule="exact" w:val="5319"/>
         </w:trPr>
@@ -15757,12 +15283,6 @@
         <w:gridCol w:w="10080"/>
       </w:tblGrid>
       <w:tr>
-        <w:tblPrEx>
-          <w:tblCellMar>
-            <w:top w:w="0" w:type="dxa"/>
-            <w:bottom w:w="0" w:type="dxa"/>
-          </w:tblCellMar>
-        </w:tblPrEx>
         <w:trPr>
           <w:trHeight w:hRule="exact" w:val="6311"/>
         </w:trPr>
@@ -15996,12 +15516,6 @@
         <w:gridCol w:w="10080"/>
       </w:tblGrid>
       <w:tr>
-        <w:tblPrEx>
-          <w:tblCellMar>
-            <w:top w:w="0" w:type="dxa"/>
-            <w:bottom w:w="0" w:type="dxa"/>
-          </w:tblCellMar>
-        </w:tblPrEx>
         <w:trPr>
           <w:trHeight w:hRule="exact" w:val="6600"/>
         </w:trPr>
@@ -16196,12 +15710,6 @@
         <w:gridCol w:w="10080"/>
       </w:tblGrid>
       <w:tr>
-        <w:tblPrEx>
-          <w:tblCellMar>
-            <w:top w:w="0" w:type="dxa"/>
-            <w:bottom w:w="0" w:type="dxa"/>
-          </w:tblCellMar>
-        </w:tblPrEx>
         <w:trPr>
           <w:trHeight w:hRule="exact" w:val="6600"/>
         </w:trPr>
@@ -16366,12 +15874,6 @@
         <w:gridCol w:w="10080"/>
       </w:tblGrid>
       <w:tr>
-        <w:tblPrEx>
-          <w:tblCellMar>
-            <w:top w:w="0" w:type="dxa"/>
-            <w:bottom w:w="0" w:type="dxa"/>
-          </w:tblCellMar>
-        </w:tblPrEx>
         <w:trPr>
           <w:trHeight w:hRule="exact" w:val="6600"/>
         </w:trPr>
@@ -16587,12 +16089,6 @@
         <w:gridCol w:w="10080"/>
       </w:tblGrid>
       <w:tr>
-        <w:tblPrEx>
-          <w:tblCellMar>
-            <w:top w:w="0" w:type="dxa"/>
-            <w:bottom w:w="0" w:type="dxa"/>
-          </w:tblCellMar>
-        </w:tblPrEx>
         <w:trPr>
           <w:trHeight w:hRule="exact" w:val="6600"/>
         </w:trPr>
@@ -16772,12 +16268,6 @@
         <w:gridCol w:w="10080"/>
       </w:tblGrid>
       <w:tr>
-        <w:tblPrEx>
-          <w:tblCellMar>
-            <w:top w:w="0" w:type="dxa"/>
-            <w:bottom w:w="0" w:type="dxa"/>
-          </w:tblCellMar>
-        </w:tblPrEx>
         <w:trPr>
           <w:trHeight w:hRule="exact" w:val="5602"/>
         </w:trPr>
@@ -16985,12 +16475,6 @@
         <w:gridCol w:w="10080"/>
       </w:tblGrid>
       <w:tr>
-        <w:tblPrEx>
-          <w:tblCellMar>
-            <w:top w:w="0" w:type="dxa"/>
-            <w:bottom w:w="0" w:type="dxa"/>
-          </w:tblCellMar>
-        </w:tblPrEx>
         <w:trPr>
           <w:trHeight w:hRule="exact" w:val="6600"/>
         </w:trPr>
@@ -17168,12 +16652,6 @@
         <w:gridCol w:w="10080"/>
       </w:tblGrid>
       <w:tr>
-        <w:tblPrEx>
-          <w:tblCellMar>
-            <w:top w:w="0" w:type="dxa"/>
-            <w:bottom w:w="0" w:type="dxa"/>
-          </w:tblCellMar>
-        </w:tblPrEx>
         <w:trPr>
           <w:trHeight w:hRule="exact" w:val="6600"/>
         </w:trPr>
@@ -17338,12 +16816,6 @@
         <w:gridCol w:w="10080"/>
       </w:tblGrid>
       <w:tr>
-        <w:tblPrEx>
-          <w:tblCellMar>
-            <w:top w:w="0" w:type="dxa"/>
-            <w:bottom w:w="0" w:type="dxa"/>
-          </w:tblCellMar>
-        </w:tblPrEx>
         <w:trPr>
           <w:trHeight w:hRule="exact" w:val="6169"/>
         </w:trPr>
@@ -17536,12 +17008,6 @@
         <w:gridCol w:w="10080"/>
       </w:tblGrid>
       <w:tr>
-        <w:tblPrEx>
-          <w:tblCellMar>
-            <w:top w:w="0" w:type="dxa"/>
-            <w:bottom w:w="0" w:type="dxa"/>
-          </w:tblCellMar>
-        </w:tblPrEx>
         <w:trPr>
           <w:trHeight w:hRule="exact" w:val="6600"/>
         </w:trPr>
@@ -17691,12 +17157,6 @@
         <w:gridCol w:w="10080"/>
       </w:tblGrid>
       <w:tr>
-        <w:tblPrEx>
-          <w:tblCellMar>
-            <w:top w:w="0" w:type="dxa"/>
-            <w:bottom w:w="0" w:type="dxa"/>
-          </w:tblCellMar>
-        </w:tblPrEx>
         <w:trPr>
           <w:trHeight w:hRule="exact" w:val="6600"/>
         </w:trPr>
@@ -17861,12 +17321,6 @@
         <w:gridCol w:w="10080"/>
       </w:tblGrid>
       <w:tr>
-        <w:tblPrEx>
-          <w:tblCellMar>
-            <w:top w:w="0" w:type="dxa"/>
-            <w:bottom w:w="0" w:type="dxa"/>
-          </w:tblCellMar>
-        </w:tblPrEx>
         <w:trPr>
           <w:trHeight w:hRule="exact" w:val="6600"/>
         </w:trPr>
@@ -18031,12 +17485,6 @@
         <w:gridCol w:w="10080"/>
       </w:tblGrid>
       <w:tr>
-        <w:tblPrEx>
-          <w:tblCellMar>
-            <w:top w:w="0" w:type="dxa"/>
-            <w:bottom w:w="0" w:type="dxa"/>
-          </w:tblCellMar>
-        </w:tblPrEx>
         <w:trPr>
           <w:trHeight w:hRule="exact" w:val="6600"/>
         </w:trPr>
@@ -18221,12 +17669,6 @@
         <w:gridCol w:w="10080"/>
       </w:tblGrid>
       <w:tr>
-        <w:tblPrEx>
-          <w:tblCellMar>
-            <w:top w:w="0" w:type="dxa"/>
-            <w:bottom w:w="0" w:type="dxa"/>
-          </w:tblCellMar>
-        </w:tblPrEx>
         <w:trPr>
           <w:trHeight w:hRule="exact" w:val="6600"/>
         </w:trPr>
@@ -18391,12 +17833,6 @@
         <w:gridCol w:w="10080"/>
       </w:tblGrid>
       <w:tr>
-        <w:tblPrEx>
-          <w:tblCellMar>
-            <w:top w:w="0" w:type="dxa"/>
-            <w:bottom w:w="0" w:type="dxa"/>
-          </w:tblCellMar>
-        </w:tblPrEx>
         <w:trPr>
           <w:trHeight w:hRule="exact" w:val="5886"/>
         </w:trPr>
@@ -18591,12 +18027,6 @@
         <w:gridCol w:w="10080"/>
       </w:tblGrid>
       <w:tr>
-        <w:tblPrEx>
-          <w:tblCellMar>
-            <w:top w:w="0" w:type="dxa"/>
-            <w:bottom w:w="0" w:type="dxa"/>
-          </w:tblCellMar>
-        </w:tblPrEx>
         <w:trPr>
           <w:trHeight w:hRule="exact" w:val="6600"/>
         </w:trPr>
@@ -18778,12 +18208,6 @@
         <w:gridCol w:w="10080"/>
       </w:tblGrid>
       <w:tr>
-        <w:tblPrEx>
-          <w:tblCellMar>
-            <w:top w:w="0" w:type="dxa"/>
-            <w:bottom w:w="0" w:type="dxa"/>
-          </w:tblCellMar>
-        </w:tblPrEx>
         <w:trPr>
           <w:trHeight w:hRule="exact" w:val="6600"/>
         </w:trPr>
@@ -18980,12 +18404,6 @@
         <w:gridCol w:w="10080"/>
       </w:tblGrid>
       <w:tr>
-        <w:tblPrEx>
-          <w:tblCellMar>
-            <w:top w:w="0" w:type="dxa"/>
-            <w:bottom w:w="0" w:type="dxa"/>
-          </w:tblCellMar>
-        </w:tblPrEx>
         <w:trPr>
           <w:trHeight w:hRule="exact" w:val="6600"/>
         </w:trPr>
@@ -19157,12 +18575,6 @@
         <w:gridCol w:w="10080"/>
       </w:tblGrid>
       <w:tr>
-        <w:tblPrEx>
-          <w:tblCellMar>
-            <w:top w:w="0" w:type="dxa"/>
-            <w:bottom w:w="0" w:type="dxa"/>
-          </w:tblCellMar>
-        </w:tblPrEx>
         <w:trPr>
           <w:trHeight w:hRule="exact" w:val="6600"/>
         </w:trPr>
@@ -19327,12 +18739,6 @@
         <w:gridCol w:w="10080"/>
       </w:tblGrid>
       <w:tr>
-        <w:tblPrEx>
-          <w:tblCellMar>
-            <w:top w:w="0" w:type="dxa"/>
-            <w:bottom w:w="0" w:type="dxa"/>
-          </w:tblCellMar>
-        </w:tblPrEx>
         <w:trPr>
           <w:trHeight w:hRule="exact" w:val="6600"/>
         </w:trPr>
@@ -19497,12 +18903,6 @@
         <w:gridCol w:w="10080"/>
       </w:tblGrid>
       <w:tr>
-        <w:tblPrEx>
-          <w:tblCellMar>
-            <w:top w:w="0" w:type="dxa"/>
-            <w:bottom w:w="0" w:type="dxa"/>
-          </w:tblCellMar>
-        </w:tblPrEx>
         <w:trPr>
           <w:trHeight w:hRule="exact" w:val="6600"/>
         </w:trPr>
@@ -19685,12 +19085,6 @@
         <w:gridCol w:w="10080"/>
       </w:tblGrid>
       <w:tr>
-        <w:tblPrEx>
-          <w:tblCellMar>
-            <w:top w:w="0" w:type="dxa"/>
-            <w:bottom w:w="0" w:type="dxa"/>
-          </w:tblCellMar>
-        </w:tblPrEx>
         <w:trPr>
           <w:trHeight w:hRule="exact" w:val="6600"/>
         </w:trPr>
@@ -19860,12 +19254,6 @@
         <w:gridCol w:w="10080"/>
       </w:tblGrid>
       <w:tr>
-        <w:tblPrEx>
-          <w:tblCellMar>
-            <w:top w:w="0" w:type="dxa"/>
-            <w:bottom w:w="0" w:type="dxa"/>
-          </w:tblCellMar>
-        </w:tblPrEx>
         <w:trPr>
           <w:trHeight w:hRule="exact" w:val="6600"/>
         </w:trPr>
@@ -20000,12 +19388,6 @@
         <w:gridCol w:w="10080"/>
       </w:tblGrid>
       <w:tr>
-        <w:tblPrEx>
-          <w:tblCellMar>
-            <w:top w:w="0" w:type="dxa"/>
-            <w:bottom w:w="0" w:type="dxa"/>
-          </w:tblCellMar>
-        </w:tblPrEx>
         <w:trPr>
           <w:trHeight w:hRule="exact" w:val="6600"/>
         </w:trPr>
@@ -20167,12 +19549,6 @@
         <w:gridCol w:w="10080"/>
       </w:tblGrid>
       <w:tr>
-        <w:tblPrEx>
-          <w:tblCellMar>
-            <w:top w:w="0" w:type="dxa"/>
-            <w:bottom w:w="0" w:type="dxa"/>
-          </w:tblCellMar>
-        </w:tblPrEx>
         <w:trPr>
           <w:trHeight w:hRule="exact" w:val="6600"/>
         </w:trPr>
@@ -20350,12 +19726,6 @@
         <w:gridCol w:w="10080"/>
       </w:tblGrid>
       <w:tr>
-        <w:tblPrEx>
-          <w:tblCellMar>
-            <w:top w:w="0" w:type="dxa"/>
-            <w:bottom w:w="0" w:type="dxa"/>
-          </w:tblCellMar>
-        </w:tblPrEx>
         <w:trPr>
           <w:trHeight w:hRule="exact" w:val="5319"/>
         </w:trPr>
@@ -20569,12 +19939,6 @@
         <w:gridCol w:w="10080"/>
       </w:tblGrid>
       <w:tr>
-        <w:tblPrEx>
-          <w:tblCellMar>
-            <w:top w:w="0" w:type="dxa"/>
-            <w:bottom w:w="0" w:type="dxa"/>
-          </w:tblCellMar>
-        </w:tblPrEx>
         <w:trPr>
           <w:trHeight w:hRule="exact" w:val="6600"/>
         </w:trPr>
@@ -20739,12 +20103,6 @@
         <w:gridCol w:w="10080"/>
       </w:tblGrid>
       <w:tr>
-        <w:tblPrEx>
-          <w:tblCellMar>
-            <w:top w:w="0" w:type="dxa"/>
-            <w:bottom w:w="0" w:type="dxa"/>
-          </w:tblCellMar>
-        </w:tblPrEx>
         <w:trPr>
           <w:trHeight w:hRule="exact" w:val="6600"/>
         </w:trPr>
@@ -20933,12 +20291,6 @@
         <w:gridCol w:w="10080"/>
       </w:tblGrid>
       <w:tr>
-        <w:tblPrEx>
-          <w:tblCellMar>
-            <w:top w:w="0" w:type="dxa"/>
-            <w:bottom w:w="0" w:type="dxa"/>
-          </w:tblCellMar>
-        </w:tblPrEx>
         <w:trPr>
           <w:trHeight w:hRule="exact" w:val="6600"/>
         </w:trPr>
@@ -21121,12 +20473,6 @@
         <w:gridCol w:w="10080"/>
       </w:tblGrid>
       <w:tr>
-        <w:tblPrEx>
-          <w:tblCellMar>
-            <w:top w:w="0" w:type="dxa"/>
-            <w:bottom w:w="0" w:type="dxa"/>
-          </w:tblCellMar>
-        </w:tblPrEx>
         <w:trPr>
           <w:trHeight w:hRule="exact" w:val="6600"/>
         </w:trPr>
@@ -21291,12 +20637,6 @@
         <w:gridCol w:w="10080"/>
       </w:tblGrid>
       <w:tr>
-        <w:tblPrEx>
-          <w:tblCellMar>
-            <w:top w:w="0" w:type="dxa"/>
-            <w:bottom w:w="0" w:type="dxa"/>
-          </w:tblCellMar>
-        </w:tblPrEx>
         <w:trPr>
           <w:trHeight w:hRule="exact" w:val="6600"/>
         </w:trPr>
@@ -21474,12 +20814,6 @@
         <w:gridCol w:w="10080"/>
       </w:tblGrid>
       <w:tr>
-        <w:tblPrEx>
-          <w:tblCellMar>
-            <w:top w:w="0" w:type="dxa"/>
-            <w:bottom w:w="0" w:type="dxa"/>
-          </w:tblCellMar>
-        </w:tblPrEx>
         <w:trPr>
           <w:trHeight w:hRule="exact" w:val="6027"/>
         </w:trPr>
@@ -21667,12 +21001,6 @@
         <w:gridCol w:w="10080"/>
       </w:tblGrid>
       <w:tr>
-        <w:tblPrEx>
-          <w:tblCellMar>
-            <w:top w:w="0" w:type="dxa"/>
-            <w:bottom w:w="0" w:type="dxa"/>
-          </w:tblCellMar>
-        </w:tblPrEx>
         <w:trPr>
           <w:trHeight w:hRule="exact" w:val="6600"/>
         </w:trPr>
@@ -21879,12 +21207,6 @@
         <w:gridCol w:w="10080"/>
       </w:tblGrid>
       <w:tr>
-        <w:tblPrEx>
-          <w:tblCellMar>
-            <w:top w:w="0" w:type="dxa"/>
-            <w:bottom w:w="0" w:type="dxa"/>
-          </w:tblCellMar>
-        </w:tblPrEx>
         <w:trPr>
           <w:trHeight w:hRule="exact" w:val="6027"/>
         </w:trPr>
@@ -22072,12 +21394,6 @@
         <w:gridCol w:w="10080"/>
       </w:tblGrid>
       <w:tr>
-        <w:tblPrEx>
-          <w:tblCellMar>
-            <w:top w:w="0" w:type="dxa"/>
-            <w:bottom w:w="0" w:type="dxa"/>
-          </w:tblCellMar>
-        </w:tblPrEx>
         <w:trPr>
           <w:trHeight w:hRule="exact" w:val="6600"/>
         </w:trPr>
@@ -22227,12 +21543,6 @@
         <w:gridCol w:w="10080"/>
       </w:tblGrid>
       <w:tr>
-        <w:tblPrEx>
-          <w:tblCellMar>
-            <w:top w:w="0" w:type="dxa"/>
-            <w:bottom w:w="0" w:type="dxa"/>
-          </w:tblCellMar>
-        </w:tblPrEx>
         <w:trPr>
           <w:trHeight w:hRule="exact" w:val="6600"/>
         </w:trPr>
@@ -22619,9 +21929,6 @@
       <w:pPr>
         <w:spacing w:before="480" w:line="340" w:lineRule="auto"/>
         <w:jc w:val="center"/>
-        <w:rPr>
-          <w:rFonts w:hint="eastAsia"/>
-        </w:rPr>
       </w:pPr>
       <w:r>
         <w:rPr>
